--- a/Volume 1/Chapter 02 - Language Fundamentals/SPA_Vol1_Ch2_Lesson2_6_Strings.docx
+++ b/Volume 1/Chapter 02 - Language Fundamentals/SPA_Vol1_Ch2_Lesson2_6_Strings.docx
@@ -880,7 +880,7 @@
         <w:keepNext/>
       </w:pPr>
       <w:r>
-        <w:t>Save each source and supporting file from this lesson into the matching path in the project layout. As in Chapter 1, notepad .\c\basic_strings.c creates and opens one: choose Yes, type the file, save it with Ctrl+S, and close Notepad. Then install the TypeScript compiler for this project.</w:t>
+        <w:t>Next, let the tools create each project's settings file. Remember, -o names the project folder; you replace the starter Program.cs with this lesson's code in the C# section. Remember, go.mod makes the folder a module; its go line shows the Go version you have installed.</w:t>
       </w:r>
     </w:p>
     <w:p>
@@ -891,9 +891,298 @@
     <w:p>
       <w:pPr>
         <w:pStyle w:val="CommandBlock"/>
-      </w:pPr>
-      <w:r>
-        <w:t>npm --prefix .\typescript install --ignore-scripts --no-audit --no-fund</w:t>
+        <w:keepNext/>
+      </w:pPr>
+      <w:r>
+        <w:t>dotnet new console -o .\csharp\BasicStrings</w:t>
+      </w:r>
+    </w:p>
+    <w:p>
+      <w:pPr>
+        <w:pStyle w:val="CommandBlock"/>
+        <w:keepNext/>
+      </w:pPr>
+      <w:r>
+        <w:t>dotnet new console -o .\csharp\Strings</w:t>
+      </w:r>
+    </w:p>
+    <w:p>
+      <w:pPr>
+        <w:pStyle w:val="CommandBlock"/>
+      </w:pPr>
+      <w:r>
+        <w:t>go -C .\go mod init example.com/hostnames</w:t>
+      </w:r>
+    </w:p>
+    <w:p>
+      <w:pPr>
+        <w:keepNext/>
+      </w:pPr>
+    </w:p>
+    <w:p>
+      <w:pPr>
+        <w:keepNext/>
+      </w:pPr>
+      <w:r>
+        <w:t>Then make the TypeScript project's package.json. Remember, npm init -y, npm pkg, then npm install, inside .\typescript: Push-Location moves into it and Pop-Location moves back to lesson-2.6.</w:t>
+      </w:r>
+    </w:p>
+    <w:p>
+      <w:pPr>
+        <w:keepNext/>
+      </w:pPr>
+    </w:p>
+    <w:p>
+      <w:pPr>
+        <w:pStyle w:val="CommandBlock"/>
+        <w:keepNext/>
+      </w:pPr>
+      <w:r>
+        <w:t>Push-Location .\typescript</w:t>
+      </w:r>
+    </w:p>
+    <w:p>
+      <w:pPr>
+        <w:pStyle w:val="CommandBlock"/>
+        <w:keepNext/>
+      </w:pPr>
+      <w:r>
+        <w:t>npm init -y</w:t>
+      </w:r>
+    </w:p>
+    <w:p>
+      <w:pPr>
+        <w:pStyle w:val="CommandBlock"/>
+        <w:keepNext/>
+      </w:pPr>
+      <w:r>
+        <w:t>npm pkg set name=strings-typescript type=module</w:t>
+      </w:r>
+    </w:p>
+    <w:p>
+      <w:pPr>
+        <w:pStyle w:val="CommandBlock"/>
+        <w:keepNext/>
+      </w:pPr>
+      <w:r>
+        <w:t>npm pkg set private=true --json</w:t>
+      </w:r>
+    </w:p>
+    <w:p>
+      <w:pPr>
+        <w:pStyle w:val="CommandBlock"/>
+        <w:keepNext/>
+      </w:pPr>
+      <w:r>
+        <w:t>npm pkg set "scripts.check=tsc --noEmit" "scripts.build=tsc --noEmitOnError"</w:t>
+      </w:r>
+    </w:p>
+    <w:p>
+      <w:pPr>
+        <w:pStyle w:val="CommandBlock"/>
+        <w:keepNext/>
+      </w:pPr>
+      <w:r>
+        <w:t>npm pkg delete version description main keywords author license scripts.test</w:t>
+      </w:r>
+    </w:p>
+    <w:p>
+      <w:pPr>
+        <w:pStyle w:val="CommandBlock"/>
+        <w:keepNext/>
+      </w:pPr>
+      <w:r>
+        <w:t>npm install --save-dev --save-exact typescript@7.0.2 @types/node@24.13.5 `</w:t>
+      </w:r>
+    </w:p>
+    <w:p>
+      <w:pPr>
+        <w:pStyle w:val="CommandBlock"/>
+        <w:keepNext/>
+      </w:pPr>
+      <w:r>
+        <w:t xml:space="preserve">    --ignore-scripts --no-audit --no-fund</w:t>
+      </w:r>
+    </w:p>
+    <w:p>
+      <w:pPr>
+        <w:pStyle w:val="CommandBlock"/>
+      </w:pPr>
+      <w:r>
+        <w:t>Pop-Location</w:t>
+      </w:r>
+    </w:p>
+    <w:p>
+      <w:pPr>
+        <w:keepNext/>
+      </w:pPr>
+    </w:p>
+    <w:p>
+      <w:r>
+        <w:t>Then type the TypeScript compiler settings. As in Chapter 1, notepad .\typescript\tsconfig.json creates and opens the file: choose Yes, type the file, save it with Ctrl+S, and close Notepad.</w:t>
+      </w:r>
+    </w:p>
+    <w:p>
+      <w:pPr>
+        <w:keepNext/>
+      </w:pPr>
+    </w:p>
+    <w:p>
+      <w:pPr>
+        <w:pStyle w:val="Heading3"/>
+      </w:pPr>
+      <w:r>
+        <w:t>typescript/tsconfig.json</w:t>
+      </w:r>
+    </w:p>
+    <w:p>
+      <w:pPr>
+        <w:pStyle w:val="SourceCode"/>
+        <w:keepNext/>
+      </w:pPr>
+      <w:r>
+        <w:t>{</w:t>
+      </w:r>
+    </w:p>
+    <w:p>
+      <w:pPr>
+        <w:pStyle w:val="SourceCode"/>
+        <w:keepNext/>
+      </w:pPr>
+      <w:r>
+        <w:t xml:space="preserve">  "compilerOptions": {</w:t>
+      </w:r>
+    </w:p>
+    <w:p>
+      <w:pPr>
+        <w:pStyle w:val="SourceCode"/>
+      </w:pPr>
+      <w:r>
+        <w:t xml:space="preserve">    "target": "ES2022",</w:t>
+      </w:r>
+    </w:p>
+    <w:p>
+      <w:pPr>
+        <w:pStyle w:val="SourceCode"/>
+      </w:pPr>
+      <w:r>
+        <w:t xml:space="preserve">    "module": "NodeNext",</w:t>
+      </w:r>
+    </w:p>
+    <w:p>
+      <w:pPr>
+        <w:pStyle w:val="SourceCode"/>
+      </w:pPr>
+      <w:r>
+        <w:t xml:space="preserve">    "moduleResolution": "NodeNext",</w:t>
+      </w:r>
+    </w:p>
+    <w:p>
+      <w:pPr>
+        <w:pStyle w:val="SourceCode"/>
+      </w:pPr>
+      <w:r>
+        <w:t xml:space="preserve">    "rootDir": "src",</w:t>
+      </w:r>
+    </w:p>
+    <w:p>
+      <w:pPr>
+        <w:pStyle w:val="SourceCode"/>
+      </w:pPr>
+      <w:r>
+        <w:t xml:space="preserve">    "outDir": "dist",</w:t>
+      </w:r>
+    </w:p>
+    <w:p>
+      <w:pPr>
+        <w:pStyle w:val="SourceCode"/>
+      </w:pPr>
+      <w:r>
+        <w:t xml:space="preserve">    "strict": true,</w:t>
+      </w:r>
+    </w:p>
+    <w:p>
+      <w:pPr>
+        <w:pStyle w:val="SourceCode"/>
+      </w:pPr>
+      <w:r>
+        <w:t xml:space="preserve">    "types": [</w:t>
+      </w:r>
+    </w:p>
+    <w:p>
+      <w:pPr>
+        <w:pStyle w:val="SourceCode"/>
+      </w:pPr>
+      <w:r>
+        <w:t xml:space="preserve">      "node"</w:t>
+      </w:r>
+    </w:p>
+    <w:p>
+      <w:pPr>
+        <w:pStyle w:val="SourceCode"/>
+      </w:pPr>
+      <w:r>
+        <w:t xml:space="preserve">    ],</w:t>
+      </w:r>
+    </w:p>
+    <w:p>
+      <w:pPr>
+        <w:pStyle w:val="SourceCode"/>
+      </w:pPr>
+      <w:r>
+        <w:t xml:space="preserve">    "moduleDetection": "force"</w:t>
+      </w:r>
+    </w:p>
+    <w:p>
+      <w:pPr>
+        <w:pStyle w:val="SourceCode"/>
+      </w:pPr>
+      <w:r>
+        <w:t xml:space="preserve">  },</w:t>
+      </w:r>
+    </w:p>
+    <w:p>
+      <w:pPr>
+        <w:pStyle w:val="SourceCode"/>
+      </w:pPr>
+      <w:r>
+        <w:t xml:space="preserve">  "include": [</w:t>
+      </w:r>
+    </w:p>
+    <w:p>
+      <w:pPr>
+        <w:pStyle w:val="SourceCode"/>
+        <w:keepNext/>
+      </w:pPr>
+      <w:r>
+        <w:t xml:space="preserve">    "src/**/*.ts"</w:t>
+      </w:r>
+    </w:p>
+    <w:p>
+      <w:pPr>
+        <w:pStyle w:val="SourceCode"/>
+        <w:keepNext/>
+      </w:pPr>
+      <w:r>
+        <w:t xml:space="preserve">  ]</w:t>
+      </w:r>
+    </w:p>
+    <w:p>
+      <w:pPr>
+        <w:pStyle w:val="SourceCode"/>
+      </w:pPr>
+      <w:r>
+        <w:t>}</w:t>
+      </w:r>
+    </w:p>
+    <w:p>
+      <w:pPr>
+        <w:keepNext/>
+      </w:pPr>
+    </w:p>
+    <w:p>
+      <w:r>
+        <w:t>You save each source file in its language's section below, as each is shown, the same way.</w:t>
       </w:r>
     </w:p>
     <w:p>
@@ -963,7 +1252,7 @@
         <w:keepNext/>
       </w:pPr>
       <w:r>
-        <w:t>Save each source and supporting file from this lesson into the matching path in the project layout. As in Chapter 1, nano ./c/basic_strings.c creates and opens one: type the file, then save and close it with Ctrl+O, Enter, then Ctrl+X. Then install the TypeScript compiler for this project.</w:t>
+        <w:t>Then create the C#, Go, and TypeScript project files with the same commands as on Windows; cd moves into ./typescript for the npm lines, and cd .. moves back.</w:t>
       </w:r>
     </w:p>
     <w:p>
@@ -974,9 +1263,118 @@
     <w:p>
       <w:pPr>
         <w:pStyle w:val="CommandBlock"/>
-      </w:pPr>
-      <w:r>
-        <w:t>npm --prefix ./typescript install --ignore-scripts --no-audit --no-fund</w:t>
+        <w:keepNext/>
+      </w:pPr>
+      <w:r>
+        <w:t>dotnet new console -o ./csharp/BasicStrings</w:t>
+      </w:r>
+    </w:p>
+    <w:p>
+      <w:pPr>
+        <w:pStyle w:val="CommandBlock"/>
+        <w:keepNext/>
+      </w:pPr>
+      <w:r>
+        <w:t>dotnet new console -o ./csharp/Strings</w:t>
+      </w:r>
+    </w:p>
+    <w:p>
+      <w:pPr>
+        <w:pStyle w:val="CommandBlock"/>
+        <w:keepNext/>
+      </w:pPr>
+      <w:r>
+        <w:t>go -C ./go mod init example.com/hostnames</w:t>
+      </w:r>
+    </w:p>
+    <w:p>
+      <w:pPr>
+        <w:pStyle w:val="CommandBlock"/>
+        <w:keepNext/>
+      </w:pPr>
+      <w:r>
+        <w:t>cd ./typescript</w:t>
+      </w:r>
+    </w:p>
+    <w:p>
+      <w:pPr>
+        <w:pStyle w:val="CommandBlock"/>
+        <w:keepNext/>
+      </w:pPr>
+      <w:r>
+        <w:t>npm init -y</w:t>
+      </w:r>
+    </w:p>
+    <w:p>
+      <w:pPr>
+        <w:pStyle w:val="CommandBlock"/>
+        <w:keepNext/>
+      </w:pPr>
+      <w:r>
+        <w:t>npm pkg set name=strings-typescript type=module</w:t>
+      </w:r>
+    </w:p>
+    <w:p>
+      <w:pPr>
+        <w:pStyle w:val="CommandBlock"/>
+        <w:keepNext/>
+      </w:pPr>
+      <w:r>
+        <w:t>npm pkg set private=true --json</w:t>
+      </w:r>
+    </w:p>
+    <w:p>
+      <w:pPr>
+        <w:pStyle w:val="CommandBlock"/>
+        <w:keepNext/>
+      </w:pPr>
+      <w:r>
+        <w:t>npm pkg set "scripts.check=tsc --noEmit" "scripts.build=tsc --noEmitOnError"</w:t>
+      </w:r>
+    </w:p>
+    <w:p>
+      <w:pPr>
+        <w:pStyle w:val="CommandBlock"/>
+        <w:keepNext/>
+      </w:pPr>
+      <w:r>
+        <w:t>npm pkg delete version description main keywords author license scripts.test</w:t>
+      </w:r>
+    </w:p>
+    <w:p>
+      <w:pPr>
+        <w:pStyle w:val="CommandBlock"/>
+        <w:keepNext/>
+      </w:pPr>
+      <w:r>
+        <w:t>npm install --save-dev --save-exact typescript@7.0.2 @types/node@24.13.5 \</w:t>
+      </w:r>
+    </w:p>
+    <w:p>
+      <w:pPr>
+        <w:pStyle w:val="CommandBlock"/>
+        <w:keepNext/>
+      </w:pPr>
+      <w:r>
+        <w:t xml:space="preserve">    --ignore-scripts --no-audit --no-fund</w:t>
+      </w:r>
+    </w:p>
+    <w:p>
+      <w:pPr>
+        <w:pStyle w:val="CommandBlock"/>
+      </w:pPr>
+      <w:r>
+        <w:t>cd ..</w:t>
+      </w:r>
+    </w:p>
+    <w:p>
+      <w:pPr>
+        <w:keepNext/>
+      </w:pPr>
+    </w:p>
+    <w:p>
+      <w:r>
+        <w:t>Type typescript/tsconfig.json exactly as shown in the Windows setup. You save each source file in its language's section below, as each is shown. As in Chapter 1, nano ./c/basic_strings.c creates and opens one: type the file, then save and close it with Ctrl+O, Enter, then Ctrl+X.</w:t>
       </w:r>
     </w:p>
     <w:p>
@@ -18355,6 +18753,11 @@
       </w:r>
     </w:p>
     <w:p>
+      <w:r>
+        <w:t>These are the files the setup commands wrote, shown here so you can check yours. Your go line shows your own Go version, and the blank lines and the order of the package.json fields may differ.</w:t>
+      </w:r>
+    </w:p>
+    <w:p>
       <w:pPr>
         <w:keepNext/>
       </w:pPr>
@@ -18689,164 +19092,6 @@
       </w:pPr>
       <w:r>
         <w:t xml:space="preserve">  }</w:t>
-      </w:r>
-    </w:p>
-    <w:p>
-      <w:pPr>
-        <w:pStyle w:val="SourceCode"/>
-      </w:pPr>
-      <w:r>
-        <w:t>}</w:t>
-      </w:r>
-    </w:p>
-    <w:p>
-      <w:pPr>
-        <w:keepNext/>
-      </w:pPr>
-    </w:p>
-    <w:p>
-      <w:pPr>
-        <w:keepNext/>
-      </w:pPr>
-    </w:p>
-    <w:p>
-      <w:pPr>
-        <w:pStyle w:val="Heading2"/>
-      </w:pPr>
-      <w:r>
-        <w:t>typescript/tsconfig.json</w:t>
-      </w:r>
-    </w:p>
-    <w:p>
-      <w:pPr>
-        <w:pStyle w:val="SourceCode"/>
-        <w:keepNext/>
-      </w:pPr>
-      <w:r>
-        <w:t>{</w:t>
-      </w:r>
-    </w:p>
-    <w:p>
-      <w:pPr>
-        <w:pStyle w:val="SourceCode"/>
-        <w:keepNext/>
-      </w:pPr>
-      <w:r>
-        <w:t xml:space="preserve">  "compilerOptions": {</w:t>
-      </w:r>
-    </w:p>
-    <w:p>
-      <w:pPr>
-        <w:pStyle w:val="SourceCode"/>
-      </w:pPr>
-      <w:r>
-        <w:t xml:space="preserve">    "target": "ES2022",</w:t>
-      </w:r>
-    </w:p>
-    <w:p>
-      <w:pPr>
-        <w:pStyle w:val="SourceCode"/>
-      </w:pPr>
-      <w:r>
-        <w:t xml:space="preserve">    "module": "NodeNext",</w:t>
-      </w:r>
-    </w:p>
-    <w:p>
-      <w:pPr>
-        <w:pStyle w:val="SourceCode"/>
-      </w:pPr>
-      <w:r>
-        <w:t xml:space="preserve">    "moduleResolution": "NodeNext",</w:t>
-      </w:r>
-    </w:p>
-    <w:p>
-      <w:pPr>
-        <w:pStyle w:val="SourceCode"/>
-      </w:pPr>
-      <w:r>
-        <w:t xml:space="preserve">    "rootDir": "src",</w:t>
-      </w:r>
-    </w:p>
-    <w:p>
-      <w:pPr>
-        <w:pStyle w:val="SourceCode"/>
-      </w:pPr>
-      <w:r>
-        <w:t xml:space="preserve">    "outDir": "dist",</w:t>
-      </w:r>
-    </w:p>
-    <w:p>
-      <w:pPr>
-        <w:pStyle w:val="SourceCode"/>
-      </w:pPr>
-      <w:r>
-        <w:t xml:space="preserve">    "strict": true,</w:t>
-      </w:r>
-    </w:p>
-    <w:p>
-      <w:pPr>
-        <w:pStyle w:val="SourceCode"/>
-      </w:pPr>
-      <w:r>
-        <w:t xml:space="preserve">    "types": [</w:t>
-      </w:r>
-    </w:p>
-    <w:p>
-      <w:pPr>
-        <w:pStyle w:val="SourceCode"/>
-      </w:pPr>
-      <w:r>
-        <w:t xml:space="preserve">      "node"</w:t>
-      </w:r>
-    </w:p>
-    <w:p>
-      <w:pPr>
-        <w:pStyle w:val="SourceCode"/>
-      </w:pPr>
-      <w:r>
-        <w:t xml:space="preserve">    ],</w:t>
-      </w:r>
-    </w:p>
-    <w:p>
-      <w:pPr>
-        <w:pStyle w:val="SourceCode"/>
-      </w:pPr>
-      <w:r>
-        <w:t xml:space="preserve">    "moduleDetection": "force"</w:t>
-      </w:r>
-    </w:p>
-    <w:p>
-      <w:pPr>
-        <w:pStyle w:val="SourceCode"/>
-      </w:pPr>
-      <w:r>
-        <w:t xml:space="preserve">  },</w:t>
-      </w:r>
-    </w:p>
-    <w:p>
-      <w:pPr>
-        <w:pStyle w:val="SourceCode"/>
-      </w:pPr>
-      <w:r>
-        <w:t xml:space="preserve">  "include": [</w:t>
-      </w:r>
-    </w:p>
-    <w:p>
-      <w:pPr>
-        <w:pStyle w:val="SourceCode"/>
-        <w:keepNext/>
-      </w:pPr>
-      <w:r>
-        <w:t xml:space="preserve">    "src/**/*.ts"</w:t>
-      </w:r>
-    </w:p>
-    <w:p>
-      <w:pPr>
-        <w:pStyle w:val="SourceCode"/>
-        <w:keepNext/>
-      </w:pPr>
-      <w:r>
-        <w:t xml:space="preserve">  ]</w:t>
       </w:r>
     </w:p>
     <w:p>
@@ -20430,31 +20675,31 @@
       </w:rPr>
     </w:lvl>
   </w:abstractNum>
-  <w:num w:numId="1" w16cid:durableId="161894589">
+  <w:num w:numId="1" w16cid:durableId="1957711528">
     <w:abstractNumId w:val="8"/>
   </w:num>
-  <w:num w:numId="2" w16cid:durableId="1599943058">
+  <w:num w:numId="2" w16cid:durableId="1062215138">
     <w:abstractNumId w:val="6"/>
   </w:num>
-  <w:num w:numId="3" w16cid:durableId="118308722">
+  <w:num w:numId="3" w16cid:durableId="387917091">
     <w:abstractNumId w:val="5"/>
   </w:num>
-  <w:num w:numId="4" w16cid:durableId="52581128">
+  <w:num w:numId="4" w16cid:durableId="1619414318">
     <w:abstractNumId w:val="4"/>
   </w:num>
-  <w:num w:numId="5" w16cid:durableId="799225000">
+  <w:num w:numId="5" w16cid:durableId="1335765872">
     <w:abstractNumId w:val="7"/>
   </w:num>
-  <w:num w:numId="6" w16cid:durableId="2078017320">
+  <w:num w:numId="6" w16cid:durableId="1414232642">
     <w:abstractNumId w:val="3"/>
   </w:num>
-  <w:num w:numId="7" w16cid:durableId="302855130">
+  <w:num w:numId="7" w16cid:durableId="2007515773">
     <w:abstractNumId w:val="2"/>
   </w:num>
-  <w:num w:numId="8" w16cid:durableId="5138865">
+  <w:num w:numId="8" w16cid:durableId="1760059123">
     <w:abstractNumId w:val="1"/>
   </w:num>
-  <w:num w:numId="9" w16cid:durableId="1834835463">
+  <w:num w:numId="9" w16cid:durableId="1882863081">
     <w:abstractNumId w:val="0"/>
   </w:num>
 </w:numbering>

--- a/Volume 1/Chapter 02 - Language Fundamentals/SPA_Vol1_Ch2_Lesson2_6_Strings.docx
+++ b/Volume 1/Chapter 02 - Language Fundamentals/SPA_Vol1_Ch2_Lesson2_6_Strings.docx
@@ -95,10 +95,7 @@
     </w:p>
     <w:p>
       <w:r>
-        <w:t>Systems tools work with text all day: host names, service names, and configuration values. That text rarely arrives clean. A name copied from a file keeps its line ending, a person types capitals, and a stray space makes two equal names look different to a program. Many teams also build meaning into their names: amsserver31 is server number 31 in Amsterdam (ams). A tool that can clean up a name and read its parts can group servers by location, find a server's partner, and print a tidy report. Those are piec</w:t>
-      </w:r>
-      <w:r>
-        <w:t>es the Chapter 2 projects reuse.</w:t>
+        <w:t>Systems tools work with text all day: host names, service names, and configuration values. That text rarely arrives clean. A name copied from a file keeps its line ending, a person types capitals, and a stray space makes two equal names look different to a program. Many teams also build meaning into their names: amsserver31 is server number 31 in Amsterdam (ams). A tool that can clean up a name and read its parts can group servers by location, find a server's partner, and print a tidy report. Those are pieces the Chapter 2 projects reuse.</w:t>
       </w:r>
     </w:p>
     <w:p>
@@ -169,10 +166,7 @@
         <w:pStyle w:val="ListBullet"/>
       </w:pPr>
       <w:r>
-        <w:t>In C, == on two texts does not compare their characters. A text in C is known by its address, the location in memory where its characters are stored, so == asks whether two texts are stored in the same place: two arrays holding the same letters are not ==. Equality in C is strcmp(a, b) == 0. In C++ with std::string, and in C#, Go, Python, and TypeScript (===), == compares the text itself, character by character. C++ still compares addresses when both sides are plain quoted literals or char arrays, so compar</w:t>
-      </w:r>
-      <w:r>
-        <w:t>e std::string values.</w:t>
+        <w:t>In C, == on two texts does not compare their characters. A text in C is known by its address, the location in memory where its characters are stored, so == asks whether two texts are stored in the same place: two arrays holding the same letters are not ==. Equality in C is strcmp(a, b) == 0. In C++ with std::string, and in C#, Go, Python, and TypeScript (===), == compares the text itself, character by character. C++ still compares addresses when both sides are plain quoted literals or char arrays, so compare std::string values.</w:t>
       </w:r>
     </w:p>
     <w:p>
@@ -213,10 +207,7 @@
         <w:pStyle w:val="ListBullet"/>
       </w:pPr>
       <w:r>
-        <w:t>Strings can also be put in order, the way names are sorted alphabetically. Every character is stored as a number, its character code: A is 65, B is 66, and so on to Z, 90; a is 97, and so on to z, 122. An ordinal comparison compares two strings one position at a time by character code, and the first difference decides: amsdb31 comes before amsserver31 because d comes before s. When one string is the start of the other, the shorter comes first. Because every uppercase code is smaller than every lowercase cod</w:t>
-      </w:r>
-      <w:r>
-        <w:t>e, ordinal order puts Zebra before apple. C uses strcmp(a, b) &lt; 0; C++, Go, Python, and TypeScript use a &lt; b; C# uses string.Compare(a, b, StringComparison.Ordinal) &lt; 0.</w:t>
+        <w:t>Strings can also be put in order, the way names are sorted alphabetically. Every character is stored as a number, its character code: A is 65, B is 66, and so on to Z, 90; a is 97, and so on to z, 122. An ordinal comparison compares two strings one position at a time by character code, and the first difference decides: amsdb31 comes before amsserver31 because d comes before s. When one string is the start of the other, the shorter comes first. Because every uppercase code is smaller than every lowercase code, ordinal order puts Zebra before apple. C uses strcmp(a, b) &lt; 0; C++, Go, Python, and TypeScript use a &lt; b; C# uses string.Compare(a, b, StringComparison.Ordinal) &lt; 0.</w:t>
       </w:r>
     </w:p>
     <w:p>
@@ -1402,10 +1393,7 @@
     </w:p>
     <w:p>
       <w:r>
-        <w:t xml:space="preserve">C has no string type. It keeps text in a character array, one char per character, ended by '\0', the character with the value 0. Earlier lessons used such arrays; this lesson explains them. The functions in string.h work on that ending 0: strlen counts the characters before it, strcpy copies text, strcat adds text to the end, strcmp compares and puts in order, and strstr searches. printf pads a value to a column width. C has no trim or replace function, so the program builds those from a loop and snprintf. </w:t>
-      </w:r>
-      <w:r>
-        <w:t>Every array must be big enough for its text plus the ending 0, and strcpy and strcat never check: the Production-Minded version uses snprintf, which does.</w:t>
+        <w:t>C has no string type. It keeps text in a character array, one char per character, ended by '\0', the character with the value 0. Earlier lessons used such arrays; this lesson explains them. The functions in string.h work on that ending 0: strlen counts the characters before it, strcpy copies text, strcat adds text to the end, strcmp compares and puts in order, and strstr searches. printf pads a value to a column width. C has no trim or replace function, so the program builds those from a loop and snprintf. Every array must be big enough for its text plus the ending 0, and strcpy and strcat never check: the Production-Minded version uses snprintf, which does.</w:t>
       </w:r>
     </w:p>
     <w:p>
@@ -4869,10 +4857,7 @@
     </w:p>
     <w:p>
       <w:r>
-        <w:t>C++ keeps text in std::string, which knows its own length and grows as needed. Its member functions, called with a dot, do most of the work: length, substr, find, and replace. std::string has no trim or lowercase function, so the program finds the first and last real characters for trimming and changes letters one at a time with std::tolower and std::toupper. As in C, each character goes through the cast (unsigned char) first, because those two must never be given a negative number. + joins strings, == comp</w:t>
-      </w:r>
-      <w:r>
-        <w:t>ares them, &lt; puts them in order, and std::format fills a template and pads a value to a column width.</w:t>
+        <w:t>C++ keeps text in std::string, which knows its own length and grows as needed. Its member functions, called with a dot, do most of the work: length, substr, find, and replace. std::string has no trim or lowercase function, so the program finds the first and last real characters for trimming and changes letters one at a time with std::tolower and std::toupper. As in C, each character goes through the cast (unsigned char) first, because those two must never be given a negative number. + joins strings, == compares them, &lt; puts them in order, and std::format fills a template and pads a value to a column width.</w:t>
       </w:r>
     </w:p>
     <w:p>
@@ -19588,10 +19573,7 @@
     </w:p>
     <w:p>
       <w:r>
-        <w:t xml:space="preserve">These string operations are how both Chapter 2 projects handle text. The System Information Utility reads the computer's real host name in Lesson 2.15; it trims and lowercases that name before comparing or printing it, uses extract_part (ExtractPart or extractPart in the other languages) to read the location, system type, and number from a naming pattern like amsserver31, formats its report lines the way this lesson builds Label and Summary, and lines its report up in two columns the way this lesson prints </w:t>
-      </w:r>
-      <w:r>
-        <w:t>its table. The Command-Line Survey Application reads every answer as text with read_answer from Lesson 2.3. Answers arrive with stray spaces and capitals, so the survey normalizes each one the same way before comparing it with an expected answer such as "yes", and formats its final summary from the stored answers. Lesson 2.11 adds reporting for answers that cannot be used.</w:t>
+        <w:t>These string operations are how both Chapter 2 projects handle text. The System Information Utility reads the computer's real host name in Lesson 2.15; it trims and lowercases that name before comparing or printing it, uses extract_part (ExtractPart or extractPart in the other languages) to read the location, system type, and number from a naming pattern like amsserver31, formats its report lines the way this lesson builds Label and Summary, and lines its report up in two columns the way this lesson prints its table. The Command-Line Survey Application reads every answer as text with read_answer from Lesson 2.3. Answers arrive with stray spaces and capitals, so the survey normalizes each one the same way before comparing it with an expected answer such as "yes", and formats its final summary from the stored answers. Lesson 2.11 adds reporting for answers that cannot be used.</w:t>
       </w:r>
     </w:p>
     <w:p>
@@ -20486,10 +20468,7 @@
     </w:p>
     <w:p>
       <w:r>
-        <w:t xml:space="preserve">A string is text, written as a literal between quotes, with escape sequences for characters such as tabs, newlines, and quotes. Trimming and changing case normalize text before it is compared, and comparison is always case-sensitive. A substring is a start position and a number of characters; a search returns a position or a not-found result, and both must be checked before they are trusted. Replacing, joining, and formatting build new text from old. Ordinal comparison puts text in order by character code, </w:t>
-      </w:r>
-      <w:r>
-        <w:t>uppercase first, so normalize before sorting; padding to a width lines values up in columns. Lesson 2.7 turns to collections: storing many values, such as a whole list of host names, under one name.</w:t>
+        <w:t>A string is text, written as a literal between quotes, with escape sequences for characters such as tabs, newlines, and quotes. Trimming and changing case normalize text before it is compared, and comparison is always case-sensitive. A substring is a start position and a number of characters; a search returns a position or a not-found result, and both must be checked before they are trusted. Replacing, joining, and formatting build new text from old. Ordinal comparison puts text in order by character code, uppercase first, so normalize before sorting; padding to a width lines values up in columns. Lesson 2.7 turns to collections: storing many values, such as a whole list of host names, under one name.</w:t>
       </w:r>
     </w:p>
     <w:sectPr>

--- a/Volume 1/Chapter 02 - Language Fundamentals/SPA_Vol1_Ch2_Lesson2_6_Strings.docx
+++ b/Volume 1/Chapter 02 - Language Fundamentals/SPA_Vol1_Ch2_Lesson2_6_Strings.docx
@@ -95,7 +95,10 @@
     </w:p>
     <w:p>
       <w:r>
-        <w:t>Systems tools work with text all day: host names, service names, and configuration values. That text rarely arrives clean. A name copied from a file keeps its line ending, a person types capitals, and a stray space makes two equal names look different to a program. Many teams also build meaning into their names: amsserver31 is server number 31 in Amsterdam (ams). A tool that can clean up a name and read its parts can group servers by location, find a server's partner, and print a tidy report. Those are pieces the Chapter 2 projects reuse.</w:t>
+        <w:t>Systems tools work with text all day: host names, service names, and configuration values. That text rarely arrives clean. A name copied from a file keeps its line ending, a person types capitals, and a stray space makes two equal names look different to a program. Many teams also build meaning into their names: amsserver31 is server number 31 in Amsterdam (ams). A tool that can clean up a name and read its parts can group servers by location, find a server's partner, and print a tidy report. Those are piec</w:t>
+      </w:r>
+      <w:r>
+        <w:t>es the Chapter 2 projects reuse.</w:t>
       </w:r>
     </w:p>
     <w:p>
@@ -166,7 +169,10 @@
         <w:pStyle w:val="ListBullet"/>
       </w:pPr>
       <w:r>
-        <w:t>In C, == on two texts does not compare their characters. A text in C is known by its address, the location in memory where its characters are stored, so == asks whether two texts are stored in the same place: two arrays holding the same letters are not ==. Equality in C is strcmp(a, b) == 0. In C++ with std::string, and in C#, Go, Python, and TypeScript (===), == compares the text itself, character by character. C++ still compares addresses when both sides are plain quoted literals or char arrays, so compare std::string values.</w:t>
+        <w:t>In C, == on two texts does not compare their characters. A text in C is known by its address, the location in memory where its characters are stored, so == asks whether two texts are stored in the same place: two arrays holding the same letters are not ==. Equality in C is strcmp(a, b) == 0. In C++ with std::string, and in C#, Go, Python, and TypeScript (===), == compares the text itself, character by character. C++ still compares addresses when both sides are plain quoted literals or char arrays, so compar</w:t>
+      </w:r>
+      <w:r>
+        <w:t>e std::string values.</w:t>
       </w:r>
     </w:p>
     <w:p>
@@ -207,7 +213,10 @@
         <w:pStyle w:val="ListBullet"/>
       </w:pPr>
       <w:r>
-        <w:t>Strings can also be put in order, the way names are sorted alphabetically. Every character is stored as a number, its character code: A is 65, B is 66, and so on to Z, 90; a is 97, and so on to z, 122. An ordinal comparison compares two strings one position at a time by character code, and the first difference decides: amsdb31 comes before amsserver31 because d comes before s. When one string is the start of the other, the shorter comes first. Because every uppercase code is smaller than every lowercase code, ordinal order puts Zebra before apple. C uses strcmp(a, b) &lt; 0; C++, Go, Python, and TypeScript use a &lt; b; C# uses string.Compare(a, b, StringComparison.Ordinal) &lt; 0.</w:t>
+        <w:t>Strings can also be put in order, the way names are sorted alphabetically. Every character is stored as a number, its character code: A is 65, B is 66, and so on to Z, 90; a is 97, and so on to z, 122. An ordinal comparison compares two strings one position at a time by character code, and the first difference decides: amsdb31 comes before amsserver31 because d comes before s. When one string is the start of the other, the shorter comes first. Because every uppercase code is smaller than every lowercase cod</w:t>
+      </w:r>
+      <w:r>
+        <w:t>e, ordinal order puts Zebra before apple. C uses strcmp(a, b) &lt; 0; C++, Go, Python, and TypeScript use a &lt; b; C# uses string.Compare(a, b, StringComparison.Ordinal) &lt; 0.</w:t>
       </w:r>
     </w:p>
     <w:p>
@@ -1393,7 +1402,10 @@
     </w:p>
     <w:p>
       <w:r>
-        <w:t>C has no string type. It keeps text in a character array, one char per character, ended by '\0', the character with the value 0. Earlier lessons used such arrays; this lesson explains them. The functions in string.h work on that ending 0: strlen counts the characters before it, strcpy copies text, strcat adds text to the end, strcmp compares and puts in order, and strstr searches. printf pads a value to a column width. C has no trim or replace function, so the program builds those from a loop and snprintf. Every array must be big enough for its text plus the ending 0, and strcpy and strcat never check: the Production-Minded version uses snprintf, which does.</w:t>
+        <w:t xml:space="preserve">C has no string type. It keeps text in a character array, one char per character, ended by '\0', the character with the value 0. Earlier lessons used such arrays; this lesson explains them. The functions in string.h work on that ending 0: strlen counts the characters before it, strcpy copies text, strcat adds text to the end, strcmp compares and puts in order, and strstr searches. printf pads a value to a column width. C has no trim or replace function, so the program builds those from a loop and snprintf. </w:t>
+      </w:r>
+      <w:r>
+        <w:t>Every array must be big enough for its text plus the ending 0, and strcpy and strcat never check: the Production-Minded version uses snprintf, which does.</w:t>
       </w:r>
     </w:p>
     <w:p>
@@ -4857,7 +4869,10 @@
     </w:p>
     <w:p>
       <w:r>
-        <w:t>C++ keeps text in std::string, which knows its own length and grows as needed. Its member functions, called with a dot, do most of the work: length, substr, find, and replace. std::string has no trim or lowercase function, so the program finds the first and last real characters for trimming and changes letters one at a time with std::tolower and std::toupper. As in C, each character goes through the cast (unsigned char) first, because those two must never be given a negative number. + joins strings, == compares them, &lt; puts them in order, and std::format fills a template and pads a value to a column width.</w:t>
+        <w:t>C++ keeps text in std::string, which knows its own length and grows as needed. Its member functions, called with a dot, do most of the work: length, substr, find, and replace. std::string has no trim or lowercase function, so the program finds the first and last real characters for trimming and changes letters one at a time with std::tolower and std::toupper. As in C, each character goes through the cast (unsigned char) first, because those two must never be given a negative number. + joins strings, == comp</w:t>
+      </w:r>
+      <w:r>
+        <w:t>ares them, &lt; puts them in order, and std::format fills a template and pads a value to a column width.</w:t>
       </w:r>
     </w:p>
     <w:p>
@@ -6548,15 +6563,15 @@
         <w:pStyle w:val="SourceCode"/>
       </w:pPr>
       <w:r>
-        <w:t>// error for a start past the end and would quietly return a shorter part</w:t>
-      </w:r>
-    </w:p>
-    <w:p>
-      <w:pPr>
-        <w:pStyle w:val="SourceCode"/>
-      </w:pPr>
-      <w:r>
-        <w:t>// for a length past it.</w:t>
+        <w:t>// error for a start past the end and quietly return a shorter part for a</w:t>
+      </w:r>
+    </w:p>
+    <w:p>
+      <w:pPr>
+        <w:pStyle w:val="SourceCode"/>
+      </w:pPr>
+      <w:r>
+        <w:t>// length past it. Remember, a const parameter can never get a new value.</w:t>
       </w:r>
     </w:p>
     <w:p>
@@ -11902,39 +11917,39 @@
         <w:pStyle w:val="SourceCode"/>
       </w:pPr>
       <w:r>
-        <w:t xml:space="preserve">    // A table lines its values up in columns. In %-12s, 12 is a width:</w:t>
-      </w:r>
-    </w:p>
-    <w:p>
-      <w:pPr>
-        <w:pStyle w:val="SourceCode"/>
-      </w:pPr>
-      <w:r>
-        <w:t xml:space="preserve">    // fmt.Printf pads the text with spaces to 12 characters, and the -</w:t>
-      </w:r>
-    </w:p>
-    <w:p>
-      <w:pPr>
-        <w:pStyle w:val="SourceCode"/>
-      </w:pPr>
-      <w:r>
-        <w:t xml:space="preserve">    // puts the spaces after the text (left-aligned). %8s pads to 8</w:t>
-      </w:r>
-    </w:p>
-    <w:p>
-      <w:pPr>
-        <w:pStyle w:val="SourceCode"/>
-      </w:pPr>
-      <w:r>
-        <w:t xml:space="preserve">    // characters with the spaces in front (right-aligned), so every value</w:t>
-      </w:r>
-    </w:p>
-    <w:p>
-      <w:pPr>
-        <w:pStyle w:val="SourceCode"/>
-      </w:pPr>
-      <w:r>
-        <w:t xml:space="preserve">    // ends in the same column.</w:t>
+        <w:t xml:space="preserve">    // A table lines its values up in columns. fmt.Printf fills a template</w:t>
+      </w:r>
+    </w:p>
+    <w:p>
+      <w:pPr>
+        <w:pStyle w:val="SourceCode"/>
+      </w:pPr>
+      <w:r>
+        <w:t xml:space="preserve">    // like fmt.Sprintf and prints it, adding no line ending, so the template</w:t>
+      </w:r>
+    </w:p>
+    <w:p>
+      <w:pPr>
+        <w:pStyle w:val="SourceCode"/>
+      </w:pPr>
+      <w:r>
+        <w:t xml:space="preserve">    // ends with \n. In %-12s, 12 is a width: the text is padded with spaces</w:t>
+      </w:r>
+    </w:p>
+    <w:p>
+      <w:pPr>
+        <w:pStyle w:val="SourceCode"/>
+      </w:pPr>
+      <w:r>
+        <w:t xml:space="preserve">    // to 12 characters, and the - puts them after it (left-aligned). %8s pads</w:t>
+      </w:r>
+    </w:p>
+    <w:p>
+      <w:pPr>
+        <w:pStyle w:val="SourceCode"/>
+      </w:pPr>
+      <w:r>
+        <w:t xml:space="preserve">    // to 8 with the spaces in front (right-aligned), so the values line up.</w:t>
       </w:r>
     </w:p>
     <w:p>
@@ -17516,15 +17531,15 @@
         <w:pStyle w:val="SourceCode"/>
       </w:pPr>
       <w:r>
-        <w:t>// the invalid-range result, because substring past the end would quietly</w:t>
-      </w:r>
-    </w:p>
-    <w:p>
-      <w:pPr>
-        <w:pStyle w:val="SourceCode"/>
-      </w:pPr>
-      <w:r>
-        <w:t>// return a shorter part.</w:t>
+        <w:t>// the invalid-range result: substring quietly gives a shorter part past the</w:t>
+      </w:r>
+    </w:p>
+    <w:p>
+      <w:pPr>
+        <w:pStyle w:val="SourceCode"/>
+      </w:pPr>
+      <w:r>
+        <w:t>// end, and quietly reads a negative start as 0.</w:t>
       </w:r>
     </w:p>
     <w:p>
@@ -19573,7 +19588,10 @@
     </w:p>
     <w:p>
       <w:r>
-        <w:t>These string operations are how both Chapter 2 projects handle text. The System Information Utility reads the computer's real host name in Lesson 2.15; it trims and lowercases that name before comparing or printing it, uses extract_part (ExtractPart or extractPart in the other languages) to read the location, system type, and number from a naming pattern like amsserver31, formats its report lines the way this lesson builds Label and Summary, and lines its report up in two columns the way this lesson prints its table. The Command-Line Survey Application reads every answer as text with read_answer from Lesson 2.3. Answers arrive with stray spaces and capitals, so the survey normalizes each one the same way before comparing it with an expected answer such as "yes", and formats its final summary from the stored answers. Lesson 2.11 adds reporting for answers that cannot be used.</w:t>
+        <w:t xml:space="preserve">These string operations are how both Chapter 2 projects handle text. The System Information Utility reads the computer's real host name in Lesson 2.15; it trims and lowercases that name before comparing or printing it, uses extract_part (ExtractPart or extractPart in the other languages) to read the location, system type, and number from a naming pattern like amsserver31, formats its report lines the way this lesson builds Label and Summary, and lines its report up in two columns the way this lesson prints </w:t>
+      </w:r>
+      <w:r>
+        <w:t>its table. The Command-Line Survey Application reads every answer as text with read_answer from Lesson 2.3. Answers arrive with stray spaces and capitals, so the survey normalizes each one the same way before comparing it with an expected answer such as "yes", and formats its final summary from the stored answers. Lesson 2.11 adds reporting for answers that cannot be used.</w:t>
       </w:r>
     </w:p>
     <w:p>
@@ -20468,7 +20486,10 @@
     </w:p>
     <w:p>
       <w:r>
-        <w:t>A string is text, written as a literal between quotes, with escape sequences for characters such as tabs, newlines, and quotes. Trimming and changing case normalize text before it is compared, and comparison is always case-sensitive. A substring is a start position and a number of characters; a search returns a position or a not-found result, and both must be checked before they are trusted. Replacing, joining, and formatting build new text from old. Ordinal comparison puts text in order by character code, uppercase first, so normalize before sorting; padding to a width lines values up in columns. Lesson 2.7 turns to collections: storing many values, such as a whole list of host names, under one name.</w:t>
+        <w:t xml:space="preserve">A string is text, written as a literal between quotes, with escape sequences for characters such as tabs, newlines, and quotes. Trimming and changing case normalize text before it is compared, and comparison is always case-sensitive. A substring is a start position and a number of characters; a search returns a position or a not-found result, and both must be checked before they are trusted. Replacing, joining, and formatting build new text from old. Ordinal comparison puts text in order by character code, </w:t>
+      </w:r>
+      <w:r>
+        <w:t>uppercase first, so normalize before sorting; padding to a width lines values up in columns. Lesson 2.7 turns to collections: storing many values, such as a whole list of host names, under one name.</w:t>
       </w:r>
     </w:p>
     <w:sectPr>
@@ -20654,31 +20675,31 @@
       </w:rPr>
     </w:lvl>
   </w:abstractNum>
-  <w:num w:numId="1" w16cid:durableId="1957711528">
+  <w:num w:numId="1" w16cid:durableId="249200610">
     <w:abstractNumId w:val="8"/>
   </w:num>
-  <w:num w:numId="2" w16cid:durableId="1062215138">
+  <w:num w:numId="2" w16cid:durableId="180631316">
     <w:abstractNumId w:val="6"/>
   </w:num>
-  <w:num w:numId="3" w16cid:durableId="387917091">
+  <w:num w:numId="3" w16cid:durableId="1746298859">
     <w:abstractNumId w:val="5"/>
   </w:num>
-  <w:num w:numId="4" w16cid:durableId="1619414318">
+  <w:num w:numId="4" w16cid:durableId="573393272">
     <w:abstractNumId w:val="4"/>
   </w:num>
-  <w:num w:numId="5" w16cid:durableId="1335765872">
+  <w:num w:numId="5" w16cid:durableId="770781551">
     <w:abstractNumId w:val="7"/>
   </w:num>
-  <w:num w:numId="6" w16cid:durableId="1414232642">
+  <w:num w:numId="6" w16cid:durableId="2093352837">
     <w:abstractNumId w:val="3"/>
   </w:num>
-  <w:num w:numId="7" w16cid:durableId="2007515773">
+  <w:num w:numId="7" w16cid:durableId="133068421">
     <w:abstractNumId w:val="2"/>
   </w:num>
-  <w:num w:numId="8" w16cid:durableId="1760059123">
+  <w:num w:numId="8" w16cid:durableId="932588436">
     <w:abstractNumId w:val="1"/>
   </w:num>
-  <w:num w:numId="9" w16cid:durableId="1882863081">
+  <w:num w:numId="9" w16cid:durableId="111555709">
     <w:abstractNumId w:val="0"/>
   </w:num>
 </w:numbering>
